--- a/docs/archive/GroupTrack_TodoCleanup_Checklist_v2.docx
+++ b/docs/archive/GroupTrack_TodoCleanup_Checklist_v2.docx
@@ -675,7 +675,7 @@
               <w:bottom w:val="single" w:color="CCCCCC" w:sz="1"/>
               <w:right w:val="single" w:color="CCCCCC" w:sz="1"/>
             </w:tcBorders>
-            <w:shd w:fill="FFF4E5" w:val="clear"/>
+            <w:shd w:fill="FFE5E5" w:val="clear"/>
             <w:tcMar>
               <w:top w:type="dxa" w:w="100"/>
               <w:left w:type="dxa" w:w="140"/>
@@ -693,7 +693,7 @@
                 <w:b/>
                 <w:bCs/>
               </w:rPr>
-              <w:t xml:space="preserve">Blocker before more track imports</w:t>
+              <w:t xml:space="preserve">BLOCKER — existence-check before EVERY import write</w:t>
             </w:r>
           </w:p>
           <w:p>
@@ -704,7 +704,29 @@
               <w:rPr>
                 <w:rFonts w:ascii="Arial" w:cs="Arial" w:eastAsia="Arial" w:hAnsi="Arial"/>
               </w:rPr>
-              <w:t xml:space="preserve">Import existence-check before DB write — the import path duplicates every run (no existence check). Fix before importing more, or tracks dupe again.</w:t>
+              <w:t xml:space="preserve">Proven May 30: 3 source imports (UGRC / BLM / USFS) all wrote overlapping Utah trails with NO existence check — trails table hit 82,220, almost every named trail present ~3× (one per agency). Recovered by pulling DB, deduping to 42,451, pushing back.</w:t>
+            </w:r>
+          </w:p>
+          <w:p>
+            <w:pPr>
+              <w:spacing w:after="40"/>
+            </w:pPr>
+            <w:r>
+              <w:rPr>
+                <w:rFonts w:ascii="Arial" w:cs="Arial" w:eastAsia="Arial" w:hAnsi="Arial"/>
+              </w:rPr>
+              <w:t xml:space="preserve">ROOT FIX: every import path must existence-check on (name, geometry) before insert — skip if a row with the same name AND geometry already exists. NOT name alone (21K legit trails share name 'null'; real trails repeat names across segments). NOT geometry alone (agency versions differ by rounding).</w:t>
+            </w:r>
+          </w:p>
+          <w:p>
+            <w:pPr>
+              <w:spacing w:after="40"/>
+            </w:pPr>
+            <w:r>
+              <w:rPr>
+                <w:rFonts w:ascii="Arial" w:cs="Arial" w:eastAsia="Arial" w:hAnsi="Arial"/>
+              </w:rPr>
+              <w:t xml:space="preserve">Two implementation options: (a) explicit SELECT ...WHERE name=? AND geometry=? guard per row before insert, or (b) add UNIQUE(name, geometry) index + INSERT OR IGNORE (cleaner; needs migration + dedupe of existing data first). Applies to ALL importers: TrailImporter (fed/state/crowd), GPX/KML import, future community import.</w:t>
             </w:r>
           </w:p>
         </w:tc>
@@ -726,7 +748,64 @@
           <w:b/>
           <w:bCs/>
         </w:rPr>
-        <w:t xml:space="preserve">Import existence-check before DB write (BLOCKER for more imports)</w:t>
+        <w:t xml:space="preserve">Existence-check on (name, geometry) before insert in EVERY import path (BLOCKER for more imports)</w:t>
+      </w:r>
+    </w:p>
+    <w:p>
+      <w:pPr>
+        <w:spacing w:after="40"/>
+      </w:pPr>
+      <w:r>
+        <w:rPr>
+          <w:rFonts w:ascii="Arial" w:cs="Arial" w:eastAsia="Arial" w:hAnsi="Arial"/>
+        </w:rPr>
+        <w:t xml:space="preserve">☐  </w:t>
+      </w:r>
+      <w:r>
+        <w:rPr>
+          <w:rFonts w:ascii="Arial" w:cs="Arial" w:eastAsia="Arial" w:hAnsi="Arial"/>
+          <w:b/>
+          <w:bCs/>
+        </w:rPr>
+        <w:t xml:space="preserve">Fix 'null' trail naming: importers write literal name 'null' when source has no name (21K rows). Use carto_code or 'Unnamed @ lat,lon' fallback so SELECT filter isn't a wall of identical 'null' entries</w:t>
+      </w:r>
+    </w:p>
+    <w:p>
+      <w:pPr>
+        <w:spacing w:after="40"/>
+      </w:pPr>
+      <w:r>
+        <w:rPr>
+          <w:rFonts w:ascii="Arial" w:cs="Arial" w:eastAsia="Arial" w:hAnsi="Arial"/>
+        </w:rPr>
+        <w:t xml:space="preserve">☐  </w:t>
+      </w:r>
+      <w:r>
+        <w:rPr>
+          <w:rFonts w:ascii="Arial" w:cs="Arial" w:eastAsia="Arial" w:hAnsi="Arial"/>
+          <w:b w:val="false"/>
+          <w:bCs w:val="false"/>
+        </w:rPr>
+        <w:t xml:space="preserve">Keep spatial_BACKUP.db (original 82,220 trails) on PC until field-confirmed the arbitrary geometry-keep didn't drop a needed segment</w:t>
+      </w:r>
+    </w:p>
+    <w:p>
+      <w:pPr>
+        <w:spacing w:after="40"/>
+      </w:pPr>
+      <w:r>
+        <w:rPr>
+          <w:rFonts w:ascii="Arial" w:cs="Arial" w:eastAsia="Arial" w:hAnsi="Arial"/>
+        </w:rPr>
+        <w:t xml:space="preserve">☐  </w:t>
+      </w:r>
+      <w:r>
+        <w:rPr>
+          <w:rFonts w:ascii="Arial" w:cs="Arial" w:eastAsia="Arial" w:hAnsi="Arial"/>
+          <w:b w:val="false"/>
+          <w:bCs w:val="false"/>
+        </w:rPr>
+        <w:t xml:space="preserve">DB pull/push from device: ALWAYS prefix MSYS_NO_PATHCONV=1 (Git Bash mangles /sdcard paths → phantom 0-byte files). Force-stop app + clear -journal before push. Dedupe in a copy, verify count+integrity, then push.</w:t>
       </w:r>
     </w:p>
     <w:p>
